--- a/Temporal Knowledge Graph Embedding for Emerging Research Gap Detection in Scientific Literature (1).docx
+++ b/Temporal Knowledge Graph Embedding for Emerging Research Gap Detection in Scientific Literature (1).docx
@@ -713,7 +713,7 @@
         </w:numPr>
       </w:pPr>
       <w:r>
-        <w:t>Validate via ablation showing fused scoring outperforms either channel alone</w:t>
+        <w:t>Validate via ablation characterizing the trade-off between structural and semantic channels</w:t>
       </w:r>
     </w:p>
     <w:p/>
@@ -917,7 +917,7 @@
         <w:t>∈</w:t>
       </w:r>
       <w:r>
-        <w:t xml:space="preserve"> {0.3, 0.5, 0.7}) showing fusion outperforms either channel alone.</w:t>
+        <w:t xml:space="preserve"> {0.3, 0.5, 0.7}) characterizing the trade-off between structural and semantic channels — semantic-only (alpha=0) achieves higher hit rates than fusion at all cutoffs, indicating the semantic channel dominates.</w:t>
       </w:r>
     </w:p>
     <w:p>
